--- a/DOCS/DOCS.docx
+++ b/DOCS/DOCS.docx
@@ -46,14 +46,257 @@
     </w:p>
     <w:p>
       <w:r>
-        <w:t>The Training Feedback System is a console-based application designed to collect and analyze</w:t>
+        <w:t>The Training Feedback System is a console-based application designed to collect and analyze feedback from participants who attend training sessions. The system allows administrators to manage training programs, trainers to conduct sessions, and participants to submit feedback. The collected feedback helps evaluate training effectiveness and improve future programs.</w:t>
+      </w:r>
+    </w:p>
+    <w:p>
+      <w:pPr>
+        <w:pStyle w:val="Heading1"/>
+      </w:pPr>
+      <w:r>
+        <w:t>Training Feedback System – Requirements</w:t>
+      </w:r>
+    </w:p>
+    <w:p>
+      <w:pPr>
+        <w:pStyle w:val="NormalWeb"/>
+        <w:numPr>
+          <w:ilvl w:val="0"/>
+          <w:numId w:val="10"/>
+        </w:numPr>
+      </w:pPr>
+      <w:r>
+        <w:rPr>
+          <w:rStyle w:val="Strong"/>
+        </w:rPr>
+        <w:t>User Login</w:t>
       </w:r>
       <w:r>
-        <w:t xml:space="preserve"> feedback from participants who attend training sessions. The system allows administrators to manage training programs, trainers to conduct sessions, and participants to submit feedback. The collected feedback helps evaluate training effectiveness and impr</w:t>
+        <w:br/>
+        <w:t>The system should allow users to login with their account.</w:t>
       </w:r>
       <w:r>
-        <w:t>ove future programs.</w:t>
+        <w:br/>
+        <w:t>There are three types of users: Admin, Trainer, and Participant.</w:t>
       </w:r>
+    </w:p>
+    <w:p>
+      <w:pPr>
+        <w:pStyle w:val="NormalWeb"/>
+        <w:numPr>
+          <w:ilvl w:val="0"/>
+          <w:numId w:val="10"/>
+        </w:numPr>
+        <w:rPr>
+          <w:rStyle w:val="relative"/>
+        </w:rPr>
+      </w:pPr>
+      <w:r>
+        <w:rPr>
+          <w:rStyle w:val="Strong"/>
+        </w:rPr>
+        <w:t>Training Registration</w:t>
+      </w:r>
+      <w:r>
+        <w:br/>
+        <w:t>Participants should be able to register for training sessions.</w:t>
+      </w:r>
+      <w:r>
+        <w:br/>
+        <w:t xml:space="preserve">The system should store the training details and participant information. </w:t>
+      </w:r>
+    </w:p>
+    <w:p>
+      <w:pPr>
+        <w:pStyle w:val="not-prose"/>
+        <w:ind w:left="720"/>
+      </w:pPr>
+      <w:r>
+        <w:t>11. Training Feedback System</w:t>
+      </w:r>
+    </w:p>
+    <w:p>
+      <w:pPr>
+        <w:pStyle w:val="NormalWeb"/>
+        <w:numPr>
+          <w:ilvl w:val="0"/>
+          <w:numId w:val="10"/>
+        </w:numPr>
+        <w:rPr>
+          <w:rStyle w:val="relative"/>
+        </w:rPr>
+      </w:pPr>
+      <w:r>
+        <w:rPr>
+          <w:rStyle w:val="Strong"/>
+        </w:rPr>
+        <w:t>Feedback Submission</w:t>
+      </w:r>
+      <w:r>
+        <w:br/>
+        <w:t>After attending the training, participants should submit feedback through the system.</w:t>
+      </w:r>
+      <w:r>
+        <w:br/>
+        <w:t xml:space="preserve">Feedback can include ratings and comments. </w:t>
+      </w:r>
+    </w:p>
+    <w:p>
+      <w:pPr>
+        <w:pStyle w:val="not-prose"/>
+        <w:ind w:left="720"/>
+      </w:pPr>
+      <w:r>
+        <w:t>11. Training Feedback System</w:t>
+      </w:r>
+    </w:p>
+    <w:p>
+      <w:pPr>
+        <w:pStyle w:val="NormalWeb"/>
+        <w:numPr>
+          <w:ilvl w:val="0"/>
+          <w:numId w:val="10"/>
+        </w:numPr>
+        <w:rPr>
+          <w:rStyle w:val="relative"/>
+        </w:rPr>
+      </w:pPr>
+      <w:r>
+        <w:rPr>
+          <w:rStyle w:val="Strong"/>
+        </w:rPr>
+        <w:t>Trainer Evaluation</w:t>
+      </w:r>
+      <w:r>
+        <w:br/>
+        <w:t xml:space="preserve">Participants should evaluate the trainer based on the training session. </w:t>
+      </w:r>
+    </w:p>
+    <w:p>
+      <w:pPr>
+        <w:pStyle w:val="not-prose"/>
+        <w:ind w:left="720"/>
+      </w:pPr>
+      <w:r>
+        <w:t>11. Training Feedback System</w:t>
+      </w:r>
+    </w:p>
+    <w:p>
+      <w:pPr>
+        <w:pStyle w:val="NormalWeb"/>
+        <w:numPr>
+          <w:ilvl w:val="0"/>
+          <w:numId w:val="10"/>
+        </w:numPr>
+        <w:rPr>
+          <w:rStyle w:val="relative"/>
+        </w:rPr>
+      </w:pPr>
+      <w:r>
+        <w:rPr>
+          <w:rStyle w:val="Strong"/>
+        </w:rPr>
+        <w:t>Anonymous Feedback</w:t>
+      </w:r>
+      <w:r>
+        <w:br/>
+        <w:t xml:space="preserve">Participants should have the option to submit feedback anonymously. </w:t>
+      </w:r>
+    </w:p>
+    <w:p>
+      <w:pPr>
+        <w:pStyle w:val="not-prose"/>
+        <w:ind w:left="720"/>
+      </w:pPr>
+      <w:r>
+        <w:t>11. Training Feedback System</w:t>
+      </w:r>
+    </w:p>
+    <w:p>
+      <w:pPr>
+        <w:pStyle w:val="NormalWeb"/>
+        <w:numPr>
+          <w:ilvl w:val="0"/>
+          <w:numId w:val="10"/>
+        </w:numPr>
+        <w:rPr>
+          <w:rStyle w:val="relative"/>
+        </w:rPr>
+      </w:pPr>
+      <w:r>
+        <w:rPr>
+          <w:rStyle w:val="Strong"/>
+        </w:rPr>
+        <w:t>Feedback Reports</w:t>
+      </w:r>
+      <w:r>
+        <w:br/>
+        <w:t xml:space="preserve">The administrator should be able to view feedback reports and analyze the results. </w:t>
+      </w:r>
+    </w:p>
+    <w:p>
+      <w:pPr>
+        <w:pStyle w:val="not-prose"/>
+        <w:ind w:left="720"/>
+      </w:pPr>
+      <w:r>
+        <w:t>11. Training Feedback System</w:t>
+      </w:r>
+    </w:p>
+    <w:p>
+      <w:pPr>
+        <w:pStyle w:val="NormalWeb"/>
+        <w:numPr>
+          <w:ilvl w:val="0"/>
+          <w:numId w:val="10"/>
+        </w:numPr>
+        <w:rPr>
+          <w:rStyle w:val="relative"/>
+        </w:rPr>
+      </w:pPr>
+      <w:r>
+        <w:rPr>
+          <w:rStyle w:val="Strong"/>
+        </w:rPr>
+        <w:t>Notifications</w:t>
+      </w:r>
+      <w:r>
+        <w:br/>
+        <w:t xml:space="preserve">The system should send reminders to participants to submit their feedback. </w:t>
+      </w:r>
+    </w:p>
+    <w:p>
+      <w:pPr>
+        <w:pStyle w:val="not-prose"/>
+        <w:ind w:left="720"/>
+      </w:pPr>
+      <w:r>
+        <w:t>11. Training Feedback System</w:t>
+      </w:r>
+    </w:p>
+    <w:p>
+      <w:pPr>
+        <w:pStyle w:val="NormalWeb"/>
+        <w:numPr>
+          <w:ilvl w:val="0"/>
+          <w:numId w:val="10"/>
+        </w:numPr>
+      </w:pPr>
+      <w:r>
+        <w:rPr>
+          <w:rStyle w:val="Strong"/>
+        </w:rPr>
+        <w:lastRenderedPageBreak/>
+        <w:t>Data Security</w:t>
+      </w:r>
+      <w:r>
+        <w:br/>
+        <w:t>The system should securely store all feedback and user data</w:t>
+      </w:r>
+    </w:p>
+    <w:p>
+      <w:bookmarkStart w:id="0" w:name="_GoBack"/>
+      <w:bookmarkEnd w:id="0"/>
     </w:p>
     <w:p>
       <w:pPr>
@@ -90,10 +333,7 @@
     </w:p>
     <w:p>
       <w:r>
-        <w:t>TrainingSes</w:t>
-      </w:r>
-      <w:r>
-        <w:t>sion – Manages training session details</w:t>
+        <w:t>TrainingSession – Manages training session details</w:t>
       </w:r>
     </w:p>
     <w:p>
@@ -140,10 +380,7 @@
       </w:r>
       <w:proofErr w:type="gramEnd"/>
       <w:r>
-        <w:t>), login(), roleSelection()</w:t>
-      </w:r>
-      <w:r>
-        <w:t>, logout()</w:t>
+        <w:t>), login(), roleSelection(), logout()</w:t>
       </w:r>
     </w:p>
     <w:p>
@@ -219,10 +456,7 @@
       </w:r>
       <w:proofErr w:type="gramEnd"/>
       <w:r>
-        <w:t>), viewTrainingSess</w:t>
-      </w:r>
-      <w:r>
-        <w:t>ions(), submitFeedback(), viewFeedbackHistory()</w:t>
+        <w:t>), viewTrainingSessions(), submitFeedback(), viewFeedbackHistory()</w:t>
       </w:r>
     </w:p>
     <w:p>
@@ -284,11 +518,7 @@
     </w:p>
     <w:p>
       <w:r>
-        <w:lastRenderedPageBreak/>
-        <w:t>Report: generateRepor</w:t>
-      </w:r>
-      <w:r>
-        <w:t>t(), calculateAverageRating(), displayReport()</w:t>
+        <w:t>Report: generateReport(), calculateAverageRating(), displayReport()</w:t>
       </w:r>
     </w:p>
     <w:p>
@@ -296,6 +526,7 @@
         <w:pStyle w:val="Heading1"/>
       </w:pPr>
       <w:r>
+        <w:lastRenderedPageBreak/>
         <w:t>4. Agile Sprint Plan</w:t>
       </w:r>
     </w:p>
@@ -319,6 +550,9 @@
     </w:p>
     <w:p>
       <w:r>
+        <w:rPr>
+          <w:noProof/>
+        </w:rPr>
         <w:drawing>
           <wp:inline distT="0" distB="0" distL="0" distR="0" wp14:anchorId="03076911" wp14:editId="52A857CD">
             <wp:extent cx="4053840" cy="2409783"/>
@@ -358,6 +592,9 @@
     </w:p>
     <w:p>
       <w:r>
+        <w:rPr>
+          <w:noProof/>
+        </w:rPr>
         <w:drawing>
           <wp:inline distT="0" distB="0" distL="0" distR="0" wp14:anchorId="7AF796D2" wp14:editId="0761FCDD">
             <wp:extent cx="5486400" cy="3292475"/>
@@ -400,10 +637,7 @@
         <w:pStyle w:val="Heading2"/>
       </w:pPr>
       <w:r>
-        <w:t xml:space="preserve">Sprint 2 – </w:t>
-      </w:r>
-      <w:r>
-        <w:t>Training Session Management</w:t>
+        <w:t>Sprint 2 – Training Session Management</w:t>
       </w:r>
     </w:p>
     <w:p>
@@ -413,12 +647,15 @@
     </w:p>
     <w:p>
       <w:r>
-        <w:lastRenderedPageBreak/>
         <w:t>Tasks: Create training session, store data, assign trainer, trainer views sessions.</w:t>
       </w:r>
     </w:p>
     <w:p>
       <w:r>
+        <w:rPr>
+          <w:noProof/>
+        </w:rPr>
+        <w:lastRenderedPageBreak/>
         <w:drawing>
           <wp:inline distT="0" distB="0" distL="0" distR="0" wp14:anchorId="5E8EAE62" wp14:editId="37D69EE4">
             <wp:extent cx="4022705" cy="2080260"/>
@@ -458,6 +695,9 @@
     </w:p>
     <w:p>
       <w:r>
+        <w:rPr>
+          <w:noProof/>
+        </w:rPr>
         <w:drawing>
           <wp:inline distT="0" distB="0" distL="0" distR="0" wp14:anchorId="552E6674" wp14:editId="701D4482">
             <wp:extent cx="5486400" cy="2752725"/>
@@ -515,6 +755,9 @@
     </w:p>
     <w:p>
       <w:r>
+        <w:rPr>
+          <w:noProof/>
+        </w:rPr>
         <w:lastRenderedPageBreak/>
         <w:drawing>
           <wp:inline distT="0" distB="0" distL="0" distR="0" wp14:anchorId="285890AA" wp14:editId="47E53504">
@@ -555,6 +798,9 @@
     </w:p>
     <w:p>
       <w:r>
+        <w:rPr>
+          <w:noProof/>
+        </w:rPr>
         <w:drawing>
           <wp:inline distT="0" distB="0" distL="0" distR="0" wp14:anchorId="2DDA1D4C" wp14:editId="23A2C002">
             <wp:extent cx="5486400" cy="2707005"/>
@@ -591,8 +837,6 @@
           </wp:inline>
         </w:drawing>
       </w:r>
-      <w:bookmarkStart w:id="0" w:name="_GoBack"/>
-      <w:bookmarkEnd w:id="0"/>
     </w:p>
     <w:p>
       <w:pPr>
@@ -609,14 +853,14 @@
     </w:p>
     <w:p>
       <w:r>
-        <w:t>Tasks: Trainer rating, evaluation storage, calculate ratin</w:t>
-      </w:r>
-      <w:r>
-        <w:t>gs, generate reports.</w:t>
+        <w:t>Tasks: Trainer rating, evaluation storage, calculate ratings, generate reports.</w:t>
       </w:r>
     </w:p>
     <w:p>
       <w:r>
+        <w:rPr>
+          <w:noProof/>
+        </w:rPr>
         <w:lastRenderedPageBreak/>
         <w:drawing>
           <wp:inline distT="0" distB="0" distL="0" distR="0" wp14:anchorId="033909B2" wp14:editId="7F0D98F4">
@@ -657,6 +901,9 @@
     </w:p>
     <w:p>
       <w:r>
+        <w:rPr>
+          <w:noProof/>
+        </w:rPr>
         <w:drawing>
           <wp:inline distT="0" distB="0" distL="0" distR="0" wp14:anchorId="35ACC692" wp14:editId="404AB192">
             <wp:extent cx="5486400" cy="2676525"/>
@@ -791,23 +1038,7 @@
             <w:sz w:val="28"/>
             <w:szCs w:val="28"/>
           </w:rPr>
-          <w:t>https://mermaid.ai/a</w:t>
-        </w:r>
-        <w:r>
-          <w:rPr>
-            <w:rStyle w:val="Hyperlink"/>
-            <w:sz w:val="28"/>
-            <w:szCs w:val="28"/>
-          </w:rPr>
-          <w:t>p</w:t>
-        </w:r>
-        <w:r>
-          <w:rPr>
-            <w:rStyle w:val="Hyperlink"/>
-            <w:sz w:val="28"/>
-            <w:szCs w:val="28"/>
-          </w:rPr>
-          <w:t>p/projects/73c993e4-290f-46c8-b83b-862646f7267e/diagrams/efc0ffdc-7998-4c90-9e98-4b1d7fed2e11/version/v0.1/edit</w:t>
+          <w:t>https://mermaid.ai/app/projects/73c993e4-290f-46c8-b83b-862646f7267e/diagrams/efc0ffdc-7998-4c90-9e98-4b1d7fed2e11/version/v0.1/edit</w:t>
         </w:r>
       </w:hyperlink>
     </w:p>
@@ -840,23 +1071,7 @@
             <w:sz w:val="28"/>
             <w:szCs w:val="28"/>
           </w:rPr>
-          <w:t>https://mermaid.ai/d/efc0ffdc-79</w:t>
-        </w:r>
-        <w:r>
-          <w:rPr>
-            <w:rStyle w:val="Hyperlink"/>
-            <w:sz w:val="28"/>
-            <w:szCs w:val="28"/>
-          </w:rPr>
-          <w:t>9</w:t>
-        </w:r>
-        <w:r>
-          <w:rPr>
-            <w:rStyle w:val="Hyperlink"/>
-            <w:sz w:val="28"/>
-            <w:szCs w:val="28"/>
-          </w:rPr>
-          <w:t>8-4c90-9e98-4b1d7fed2e11</w:t>
+          <w:t>https://mermaid.ai/d/efc0ffdc-7998-4c90-9e98-4b1d7fed2e11</w:t>
         </w:r>
       </w:hyperlink>
     </w:p>
@@ -1219,6 +1434,119 @@
       </w:rPr>
     </w:lvl>
   </w:abstractNum>
+  <w:abstractNum w:abstractNumId="9" w15:restartNumberingAfterBreak="0">
+    <w:nsid w:val="26A42AF1"/>
+    <w:multiLevelType w:val="multilevel"/>
+    <w:tmpl w:val="4EEABF30"/>
+    <w:lvl w:ilvl="0">
+      <w:start w:val="1"/>
+      <w:numFmt w:val="decimal"/>
+      <w:lvlText w:val="%1."/>
+      <w:lvlJc w:val="left"/>
+      <w:pPr>
+        <w:tabs>
+          <w:tab w:val="num" w:pos="720"/>
+        </w:tabs>
+        <w:ind w:left="720" w:hanging="360"/>
+      </w:pPr>
+    </w:lvl>
+    <w:lvl w:ilvl="1" w:tentative="1">
+      <w:start w:val="1"/>
+      <w:numFmt w:val="decimal"/>
+      <w:lvlText w:val="%2."/>
+      <w:lvlJc w:val="left"/>
+      <w:pPr>
+        <w:tabs>
+          <w:tab w:val="num" w:pos="1440"/>
+        </w:tabs>
+        <w:ind w:left="1440" w:hanging="360"/>
+      </w:pPr>
+    </w:lvl>
+    <w:lvl w:ilvl="2" w:tentative="1">
+      <w:start w:val="1"/>
+      <w:numFmt w:val="decimal"/>
+      <w:lvlText w:val="%3."/>
+      <w:lvlJc w:val="left"/>
+      <w:pPr>
+        <w:tabs>
+          <w:tab w:val="num" w:pos="2160"/>
+        </w:tabs>
+        <w:ind w:left="2160" w:hanging="360"/>
+      </w:pPr>
+    </w:lvl>
+    <w:lvl w:ilvl="3" w:tentative="1">
+      <w:start w:val="1"/>
+      <w:numFmt w:val="decimal"/>
+      <w:lvlText w:val="%4."/>
+      <w:lvlJc w:val="left"/>
+      <w:pPr>
+        <w:tabs>
+          <w:tab w:val="num" w:pos="2880"/>
+        </w:tabs>
+        <w:ind w:left="2880" w:hanging="360"/>
+      </w:pPr>
+    </w:lvl>
+    <w:lvl w:ilvl="4" w:tentative="1">
+      <w:start w:val="1"/>
+      <w:numFmt w:val="decimal"/>
+      <w:lvlText w:val="%5."/>
+      <w:lvlJc w:val="left"/>
+      <w:pPr>
+        <w:tabs>
+          <w:tab w:val="num" w:pos="3600"/>
+        </w:tabs>
+        <w:ind w:left="3600" w:hanging="360"/>
+      </w:pPr>
+    </w:lvl>
+    <w:lvl w:ilvl="5" w:tentative="1">
+      <w:start w:val="1"/>
+      <w:numFmt w:val="decimal"/>
+      <w:lvlText w:val="%6."/>
+      <w:lvlJc w:val="left"/>
+      <w:pPr>
+        <w:tabs>
+          <w:tab w:val="num" w:pos="4320"/>
+        </w:tabs>
+        <w:ind w:left="4320" w:hanging="360"/>
+      </w:pPr>
+    </w:lvl>
+    <w:lvl w:ilvl="6" w:tentative="1">
+      <w:start w:val="1"/>
+      <w:numFmt w:val="decimal"/>
+      <w:lvlText w:val="%7."/>
+      <w:lvlJc w:val="left"/>
+      <w:pPr>
+        <w:tabs>
+          <w:tab w:val="num" w:pos="5040"/>
+        </w:tabs>
+        <w:ind w:left="5040" w:hanging="360"/>
+      </w:pPr>
+    </w:lvl>
+    <w:lvl w:ilvl="7" w:tentative="1">
+      <w:start w:val="1"/>
+      <w:numFmt w:val="decimal"/>
+      <w:lvlText w:val="%8."/>
+      <w:lvlJc w:val="left"/>
+      <w:pPr>
+        <w:tabs>
+          <w:tab w:val="num" w:pos="5760"/>
+        </w:tabs>
+        <w:ind w:left="5760" w:hanging="360"/>
+      </w:pPr>
+    </w:lvl>
+    <w:lvl w:ilvl="8" w:tentative="1">
+      <w:start w:val="1"/>
+      <w:numFmt w:val="decimal"/>
+      <w:lvlText w:val="%9."/>
+      <w:lvlJc w:val="left"/>
+      <w:pPr>
+        <w:tabs>
+          <w:tab w:val="num" w:pos="6480"/>
+        </w:tabs>
+        <w:ind w:left="6480" w:hanging="360"/>
+      </w:pPr>
+    </w:lvl>
+  </w:abstractNum>
   <w:num w:numId="1">
     <w:abstractNumId w:val="8"/>
   </w:num>
@@ -1245,6 +1573,9 @@
   </w:num>
   <w:num w:numId="9">
     <w:abstractNumId w:val="0"/>
+  </w:num>
+  <w:num w:numId="10">
+    <w:abstractNumId w:val="9"/>
   </w:num>
 </w:numbering>
 </file>
@@ -12647,6 +12978,40 @@
       <w:u w:val="single"/>
     </w:rPr>
   </w:style>
+  <w:style w:type="paragraph" w:styleId="NormalWeb">
+    <w:name w:val="Normal (Web)"/>
+    <w:basedOn w:val="Normal"/>
+    <w:uiPriority w:val="99"/>
+    <w:semiHidden/>
+    <w:unhideWhenUsed/>
+    <w:rsid w:val="004A7BB8"/>
+    <w:pPr>
+      <w:spacing w:before="100" w:beforeAutospacing="1" w:after="100" w:afterAutospacing="1" w:line="240" w:lineRule="auto"/>
+    </w:pPr>
+    <w:rPr>
+      <w:rFonts w:ascii="Times New Roman" w:eastAsia="Times New Roman" w:hAnsi="Times New Roman" w:cs="Times New Roman"/>
+      <w:sz w:val="24"/>
+      <w:szCs w:val="24"/>
+    </w:rPr>
+  </w:style>
+  <w:style w:type="character" w:customStyle="1" w:styleId="relative">
+    <w:name w:val="relative"/>
+    <w:basedOn w:val="DefaultParagraphFont"/>
+    <w:rsid w:val="004A7BB8"/>
+  </w:style>
+  <w:style w:type="paragraph" w:customStyle="1" w:styleId="not-prose">
+    <w:name w:val="not-prose"/>
+    <w:basedOn w:val="Normal"/>
+    <w:rsid w:val="004A7BB8"/>
+    <w:pPr>
+      <w:spacing w:before="100" w:beforeAutospacing="1" w:after="100" w:afterAutospacing="1" w:line="240" w:lineRule="auto"/>
+    </w:pPr>
+    <w:rPr>
+      <w:rFonts w:ascii="Times New Roman" w:eastAsia="Times New Roman" w:hAnsi="Times New Roman" w:cs="Times New Roman"/>
+      <w:sz w:val="24"/>
+      <w:szCs w:val="24"/>
+    </w:rPr>
+  </w:style>
 </w:styles>
 </file>
 
@@ -12975,7 +13340,7 @@
 </file>
 
 <file path=customXml/itemProps1.xml><?xml version="1.0" encoding="utf-8"?>
-<ds:datastoreItem xmlns:ds="http://schemas.openxmlformats.org/officeDocument/2006/customXml" ds:itemID="{A3EDBD1D-EFF8-4123-BAA0-A6C9F74C3EF7}">
+<ds:datastoreItem xmlns:ds="http://schemas.openxmlformats.org/officeDocument/2006/customXml" ds:itemID="{480A8C98-5E74-49C5-A6EE-7CC7E4285255}">
   <ds:schemaRefs>
     <ds:schemaRef ds:uri="http://schemas.openxmlformats.org/officeDocument/2006/bibliography"/>
   </ds:schemaRefs>
